--- a/Relatorio BigO.docx
+++ b/Relatorio BigO.docx
@@ -205,13 +205,7 @@
         <w:rPr>
           <w:rFonts w:ascii="Arial" w:hAnsi="Arial" w:cs="Arial"/>
         </w:rPr>
-        <w:t>, o que escala drasticamente o volume de operações conforme o tamanho do conjunto de dados aumenta</w:t>
-      </w:r>
-      <w:r>
-        <w:rPr>
-          <w:rFonts w:ascii="Arial" w:hAnsi="Arial" w:cs="Arial"/>
-        </w:rPr>
-        <w:t>.</w:t>
+        <w:t>, o que escala drasticamente o volume de operações conforme o tamanho do conjunto de dados aumenta.</w:t>
       </w:r>
     </w:p>
     <w:p>
@@ -270,6 +264,7 @@
         <w:t xml:space="preserve"> e realizando em </w:t>
       </w:r>
       <w:proofErr w:type="spellStart"/>
+      <w:proofErr w:type="gramStart"/>
       <w:r>
         <w:rPr>
           <w:rFonts w:ascii="Arial" w:hAnsi="Arial" w:cs="Arial"/>
@@ -277,6 +272,7 @@
         <w:t>media</w:t>
       </w:r>
       <w:proofErr w:type="spellEnd"/>
+      <w:proofErr w:type="gramEnd"/>
       <w:r>
         <w:rPr>
           <w:rFonts w:ascii="Arial" w:hAnsi="Arial" w:cs="Arial"/>
@@ -598,27 +594,29 @@
         </w:rPr>
         <w:t xml:space="preserve"> complexidade </w:t>
       </w:r>
+      <w:proofErr w:type="gramStart"/>
       <w:r>
         <w:rPr>
           <w:rFonts w:ascii="Arial" w:hAnsi="Arial" w:cs="Arial"/>
           <w:b/>
           <w:bCs/>
         </w:rPr>
-        <w:t>O(n log n)</w:t>
-      </w:r>
-      <w:r>
-        <w:rPr>
-          <w:rFonts w:ascii="Arial" w:hAnsi="Arial" w:cs="Arial"/>
-        </w:rPr>
-        <w:t xml:space="preserve"> e passa a ser </w:t>
-      </w:r>
+        <w:t>O(</w:t>
+      </w:r>
+      <w:proofErr w:type="gramEnd"/>
       <w:r>
         <w:rPr>
           <w:rFonts w:ascii="Arial" w:hAnsi="Arial" w:cs="Arial"/>
           <w:b/>
           <w:bCs/>
         </w:rPr>
-        <w:t>O(n</w:t>
+        <w:t>n log n)</w:t>
+      </w:r>
+      <w:r>
+        <w:rPr>
+          <w:rFonts w:ascii="Arial" w:hAnsi="Arial" w:cs="Arial"/>
+        </w:rPr>
+        <w:t xml:space="preserve"> e passa a ser </w:t>
       </w:r>
       <w:r>
         <w:rPr>
@@ -626,7 +624,7 @@
           <w:b/>
           <w:bCs/>
         </w:rPr>
-        <w:t>²</w:t>
+        <w:t>O(n</w:t>
       </w:r>
       <w:r>
         <w:rPr>
@@ -634,6 +632,14 @@
           <w:b/>
           <w:bCs/>
         </w:rPr>
+        <w:t>²</w:t>
+      </w:r>
+      <w:r>
+        <w:rPr>
+          <w:rFonts w:ascii="Arial" w:hAnsi="Arial" w:cs="Arial"/>
+          <w:b/>
+          <w:bCs/>
+        </w:rPr>
         <w:t>)</w:t>
       </w:r>
       <w:r>
@@ -646,13 +652,7 @@
         <w:rPr>
           <w:rFonts w:ascii="Arial" w:hAnsi="Arial" w:cs="Arial"/>
         </w:rPr>
-        <w:t>Ou seja, dependendo do seu pivô se tornará um algoritmo muito lento</w:t>
-      </w:r>
-      <w:r>
-        <w:rPr>
-          <w:rFonts w:ascii="Arial" w:hAnsi="Arial" w:cs="Arial"/>
-        </w:rPr>
-        <w:t>.</w:t>
+        <w:t>Ou seja, dependendo do seu pivô se tornará um algoritmo muito lento.</w:t>
       </w:r>
     </w:p>
     <w:p>
@@ -694,7 +694,21 @@
         <w:rPr>
           <w:rFonts w:ascii="Arial" w:hAnsi="Arial" w:cs="Arial"/>
         </w:rPr>
-        <w:t xml:space="preserve"> também fundamenta-se no paradigma de </w:t>
+        <w:t xml:space="preserve"> também </w:t>
+      </w:r>
+      <w:proofErr w:type="gramStart"/>
+      <w:r>
+        <w:rPr>
+          <w:rFonts w:ascii="Arial" w:hAnsi="Arial" w:cs="Arial"/>
+        </w:rPr>
+        <w:t>fundamenta-se</w:t>
+      </w:r>
+      <w:proofErr w:type="gramEnd"/>
+      <w:r>
+        <w:rPr>
+          <w:rFonts w:ascii="Arial" w:hAnsi="Arial" w:cs="Arial"/>
+        </w:rPr>
+        <w:t xml:space="preserve"> no paradigma de </w:t>
       </w:r>
       <w:r>
         <w:rPr>
@@ -732,13 +746,23 @@
         </w:rPr>
         <w:t xml:space="preserve">ontudo, diferencia-se por apresentar complexidade </w:t>
       </w:r>
+      <w:proofErr w:type="gramStart"/>
       <w:r>
         <w:rPr>
           <w:rFonts w:ascii="Arial" w:hAnsi="Arial" w:cs="Arial"/>
           <w:b/>
           <w:bCs/>
         </w:rPr>
-        <w:t>O(n log n)</w:t>
+        <w:t>O(</w:t>
+      </w:r>
+      <w:proofErr w:type="gramEnd"/>
+      <w:r>
+        <w:rPr>
+          <w:rFonts w:ascii="Arial" w:hAnsi="Arial" w:cs="Arial"/>
+          <w:b/>
+          <w:bCs/>
+        </w:rPr>
+        <w:t>n log n)</w:t>
       </w:r>
       <w:r>
         <w:rPr>
@@ -1037,6 +1061,9 @@
           <w:p>
             <w:pPr>
               <w:jc w:val="center"/>
+              <w:rPr>
+                <w:highlight w:val="yellow"/>
+              </w:rPr>
             </w:pPr>
             <w:r>
               <w:t>n²</w:t>
@@ -1402,14 +1429,56 @@
           <w:rFonts w:ascii="Arial" w:hAnsi="Arial" w:cs="Arial"/>
         </w:rPr>
         <w:lastRenderedPageBreak/>
-        <w:t xml:space="preserve">Fonte </w:t>
-      </w:r>
-      <w:r>
-        <w:rPr>
-          <w:rFonts w:ascii="Arial" w:hAnsi="Arial" w:cs="Arial"/>
-        </w:rPr>
-        <w:t>https://www.ime.usp.br/~leo/mac2166/2017-1/introducao_ordenacao.html</w:t>
-      </w:r>
+        <w:t>Fonte</w:t>
+      </w:r>
+      <w:r>
+        <w:rPr>
+          <w:rFonts w:ascii="Arial" w:hAnsi="Arial" w:cs="Arial"/>
+        </w:rPr>
+        <w:t>:</w:t>
+      </w:r>
+    </w:p>
+    <w:p>
+      <w:pPr>
+        <w:jc w:val="both"/>
+        <w:rPr>
+          <w:rFonts w:ascii="Arial" w:hAnsi="Arial" w:cs="Arial"/>
+        </w:rPr>
+      </w:pPr>
+      <w:hyperlink r:id="rId5" w:history="1">
+        <w:r>
+          <w:rPr>
+            <w:rStyle w:val="Hyperlink"/>
+            <w:rFonts w:ascii="Arial" w:hAnsi="Arial" w:cs="Arial"/>
+          </w:rPr>
+          <w:t>https://www.ime.usp.br/~leo/mac2166/2017-1/introducao_ordenacao.html</w:t>
+        </w:r>
+      </w:hyperlink>
+    </w:p>
+    <w:p>
+      <w:pPr>
+        <w:jc w:val="both"/>
+        <w:rPr>
+          <w:rFonts w:ascii="Arial" w:hAnsi="Arial" w:cs="Arial"/>
+        </w:rPr>
+      </w:pPr>
+      <w:hyperlink r:id="rId6" w:history="1">
+        <w:r>
+          <w:rPr>
+            <w:rStyle w:val="Hyperlink"/>
+            <w:rFonts w:ascii="Arial" w:hAnsi="Arial" w:cs="Arial"/>
+          </w:rPr>
+          <w:t>https://www.treinaweb.com.br/blog/conheca-os-principais-algoritmos-de-ordenacao</w:t>
+        </w:r>
+      </w:hyperlink>
+    </w:p>
+    <w:p>
+      <w:pPr>
+        <w:jc w:val="both"/>
+        <w:rPr>
+          <w:rFonts w:ascii="Arial" w:hAnsi="Arial" w:cs="Arial"/>
+        </w:rPr>
+      </w:pPr>
     </w:p>
     <w:sectPr>
       <w:pgSz w:w="11906" w:h="16838"/>
@@ -2024,6 +2093,7 @@
   <w:style w:type="character" w:default="1" w:styleId="Fontepargpadro">
     <w:name w:val="Default Paragraph Font"/>
     <w:uiPriority w:val="1"/>
+    <w:semiHidden/>
     <w:unhideWhenUsed/>
   </w:style>
   <w:style w:type="table" w:default="1" w:styleId="Tabelanormal">

--- a/Relatorio BigO.docx
+++ b/Relatorio BigO.docx
@@ -1362,7 +1362,163 @@
         <w:rPr>
           <w:rFonts w:ascii="Arial" w:hAnsi="Arial" w:cs="Arial"/>
         </w:rPr>
-        <w:t xml:space="preserve">A análise comparativa dos algoritmos de ordenação evidenciou que a melhor solução para o cenário avaliado é a utilização do </w:t>
+        <w:t>A análise comparativa dos algoritmos de ordenação evidenciou que</w:t>
+      </w:r>
+      <w:r>
+        <w:rPr>
+          <w:rFonts w:ascii="Arial" w:hAnsi="Arial" w:cs="Arial"/>
+        </w:rPr>
+        <w:t xml:space="preserve"> podemos descartar Bubble </w:t>
+      </w:r>
+      <w:proofErr w:type="spellStart"/>
+      <w:r>
+        <w:rPr>
+          <w:rFonts w:ascii="Arial" w:hAnsi="Arial" w:cs="Arial"/>
+        </w:rPr>
+        <w:t>Sort</w:t>
+      </w:r>
+      <w:proofErr w:type="spellEnd"/>
+      <w:r>
+        <w:rPr>
+          <w:rFonts w:ascii="Arial" w:hAnsi="Arial" w:cs="Arial"/>
+        </w:rPr>
+        <w:t>,</w:t>
+      </w:r>
+      <w:r>
+        <w:rPr>
+          <w:rFonts w:ascii="Arial" w:hAnsi="Arial" w:cs="Arial"/>
+        </w:rPr>
+        <w:t xml:space="preserve"> </w:t>
+      </w:r>
+      <w:proofErr w:type="spellStart"/>
+      <w:r>
+        <w:rPr>
+          <w:rFonts w:ascii="Arial" w:hAnsi="Arial" w:cs="Arial"/>
+        </w:rPr>
+        <w:t>Selection</w:t>
+      </w:r>
+      <w:proofErr w:type="spellEnd"/>
+      <w:r>
+        <w:rPr>
+          <w:rFonts w:ascii="Arial" w:hAnsi="Arial" w:cs="Arial"/>
+        </w:rPr>
+        <w:t xml:space="preserve"> </w:t>
+      </w:r>
+      <w:proofErr w:type="spellStart"/>
+      <w:r>
+        <w:rPr>
+          <w:rFonts w:ascii="Arial" w:hAnsi="Arial" w:cs="Arial"/>
+        </w:rPr>
+        <w:t>Sort</w:t>
+      </w:r>
+      <w:proofErr w:type="spellEnd"/>
+      <w:r>
+        <w:rPr>
+          <w:rFonts w:ascii="Arial" w:hAnsi="Arial" w:cs="Arial"/>
+        </w:rPr>
+        <w:t xml:space="preserve"> e </w:t>
+      </w:r>
+      <w:proofErr w:type="spellStart"/>
+      <w:r>
+        <w:rPr>
+          <w:rFonts w:ascii="Arial" w:hAnsi="Arial" w:cs="Arial"/>
+        </w:rPr>
+        <w:t>Insertion</w:t>
+      </w:r>
+      <w:proofErr w:type="spellEnd"/>
+      <w:r>
+        <w:rPr>
+          <w:rFonts w:ascii="Arial" w:hAnsi="Arial" w:cs="Arial"/>
+        </w:rPr>
+        <w:t xml:space="preserve"> </w:t>
+      </w:r>
+      <w:proofErr w:type="spellStart"/>
+      <w:r>
+        <w:rPr>
+          <w:rFonts w:ascii="Arial" w:hAnsi="Arial" w:cs="Arial"/>
+        </w:rPr>
+        <w:t>Sort</w:t>
+      </w:r>
+      <w:proofErr w:type="spellEnd"/>
+      <w:r>
+        <w:rPr>
+          <w:rFonts w:ascii="Arial" w:hAnsi="Arial" w:cs="Arial"/>
+        </w:rPr>
+        <w:t xml:space="preserve"> por conta da</w:t>
+      </w:r>
+      <w:r>
+        <w:rPr>
+          <w:rFonts w:ascii="Arial" w:hAnsi="Arial" w:cs="Arial"/>
+        </w:rPr>
+        <w:t xml:space="preserve"> lentidão e </w:t>
+      </w:r>
+      <w:r>
+        <w:rPr>
+          <w:rFonts w:ascii="Arial" w:hAnsi="Arial" w:cs="Arial"/>
+        </w:rPr>
+        <w:t>número</w:t>
+      </w:r>
+      <w:r>
+        <w:rPr>
+          <w:rFonts w:ascii="Arial" w:hAnsi="Arial" w:cs="Arial"/>
+        </w:rPr>
+        <w:t xml:space="preserve"> excessivo de comparações</w:t>
+      </w:r>
+      <w:r>
+        <w:rPr>
+          <w:rFonts w:ascii="Arial" w:hAnsi="Arial" w:cs="Arial"/>
+        </w:rPr>
+        <w:t xml:space="preserve">. </w:t>
+      </w:r>
+      <w:r>
+        <w:rPr>
+          <w:rFonts w:ascii="Arial" w:hAnsi="Arial" w:cs="Arial"/>
+        </w:rPr>
+        <w:t>Também</w:t>
+      </w:r>
+      <w:r>
+        <w:rPr>
+          <w:rFonts w:ascii="Arial" w:hAnsi="Arial" w:cs="Arial"/>
+        </w:rPr>
+        <w:t xml:space="preserve"> desconsideramos Quick </w:t>
+      </w:r>
+      <w:proofErr w:type="spellStart"/>
+      <w:r>
+        <w:rPr>
+          <w:rFonts w:ascii="Arial" w:hAnsi="Arial" w:cs="Arial"/>
+        </w:rPr>
+        <w:t>Sort</w:t>
+      </w:r>
+      <w:proofErr w:type="spellEnd"/>
+      <w:r>
+        <w:rPr>
+          <w:rFonts w:ascii="Arial" w:hAnsi="Arial" w:cs="Arial"/>
+        </w:rPr>
+        <w:t xml:space="preserve"> por ser um método </w:t>
+      </w:r>
+      <w:r>
+        <w:rPr>
+          <w:rFonts w:ascii="Arial" w:hAnsi="Arial" w:cs="Arial"/>
+        </w:rPr>
+        <w:t>pouco previsível, podendo ter como pivô o menor ou maior valor, fazendo que seja o pior dos casos possíveis.</w:t>
+      </w:r>
+      <w:r>
+        <w:rPr>
+          <w:rFonts w:ascii="Arial" w:hAnsi="Arial" w:cs="Arial"/>
+        </w:rPr>
+        <w:t xml:space="preserve"> </w:t>
+      </w:r>
+      <w:r>
+        <w:rPr>
+          <w:rFonts w:ascii="Arial" w:hAnsi="Arial" w:cs="Arial"/>
+        </w:rPr>
+        <w:t>A</w:t>
+      </w:r>
+      <w:r>
+        <w:rPr>
+          <w:rFonts w:ascii="Arial" w:hAnsi="Arial" w:cs="Arial"/>
+        </w:rPr>
+        <w:t xml:space="preserve"> melhor solução para o cenário avaliado é a utilização do </w:t>
       </w:r>
       <w:r>
         <w:rPr>
@@ -1402,19 +1558,24 @@
         </w:rPr>
         <w:t xml:space="preserve">, ele se demonstrou o mais </w:t>
       </w:r>
-      <w:proofErr w:type="spellStart"/>
-      <w:r>
-        <w:rPr>
-          <w:rFonts w:ascii="Arial" w:hAnsi="Arial" w:cs="Arial"/>
-        </w:rPr>
-        <w:t>rapido</w:t>
-      </w:r>
-      <w:proofErr w:type="spellEnd"/>
-      <w:r>
-        <w:rPr>
-          <w:rFonts w:ascii="Arial" w:hAnsi="Arial" w:cs="Arial"/>
-        </w:rPr>
-        <w:t xml:space="preserve"> e consistente para o processamento de grandes volumes de informações dentre os cinco algoritmos analisados, justificando seu uso mesmo diante do consumo adicional de memória</w:t>
+      <w:r>
+        <w:rPr>
+          <w:rFonts w:ascii="Arial" w:hAnsi="Arial" w:cs="Arial"/>
+        </w:rPr>
+        <w:t>rápido</w:t>
+      </w:r>
+      <w:r>
+        <w:rPr>
+          <w:rFonts w:ascii="Arial" w:hAnsi="Arial" w:cs="Arial"/>
+        </w:rPr>
+        <w:t xml:space="preserve"> e consistente para o processamento de grandes </w:t>
+      </w:r>
+      <w:r>
+        <w:rPr>
+          <w:rFonts w:ascii="Arial" w:hAnsi="Arial" w:cs="Arial"/>
+        </w:rPr>
+        <w:lastRenderedPageBreak/>
+        <w:t>volumes de informações dentre os cinco algoritmos analisados, justificando seu uso mesmo diante do consumo adicional de memória</w:t>
       </w:r>
     </w:p>
     <w:p>
@@ -1428,7 +1589,6 @@
         <w:rPr>
           <w:rFonts w:ascii="Arial" w:hAnsi="Arial" w:cs="Arial"/>
         </w:rPr>
-        <w:lastRenderedPageBreak/>
         <w:t>Fonte</w:t>
       </w:r>
       <w:r>
@@ -1445,7 +1605,7 @@
           <w:rFonts w:ascii="Arial" w:hAnsi="Arial" w:cs="Arial"/>
         </w:rPr>
       </w:pPr>
-      <w:hyperlink r:id="rId5" w:history="1">
+      <w:hyperlink r:id="rId8" w:history="1">
         <w:r>
           <w:rPr>
             <w:rStyle w:val="Hyperlink"/>
@@ -1462,7 +1622,7 @@
           <w:rFonts w:ascii="Arial" w:hAnsi="Arial" w:cs="Arial"/>
         </w:rPr>
       </w:pPr>
-      <w:hyperlink r:id="rId6" w:history="1">
+      <w:hyperlink r:id="rId9" w:history="1">
         <w:r>
           <w:rPr>
             <w:rStyle w:val="Hyperlink"/>
@@ -2751,10 +2911,204 @@
 <b:Sources xmlns:b="http://schemas.openxmlformats.org/officeDocument/2006/bibliography" xmlns="http://schemas.openxmlformats.org/officeDocument/2006/bibliography" SelectedStyle="\APASixthEditionOfficeOnline.xsl" StyleName="APA" Version="6"/>
 </file>
 
+<file path=customXml/item2.xml><?xml version="1.0" encoding="utf-8"?>
+<?mso-contentType ?>
+<FormTemplates xmlns="http://schemas.microsoft.com/sharepoint/v3/contenttype/forms">
+  <Display>DocumentLibraryForm</Display>
+  <Edit>DocumentLibraryForm</Edit>
+  <New>DocumentLibraryForm</New>
+</FormTemplates>
+</file>
+
+<file path=customXml/item3.xml><?xml version="1.0" encoding="utf-8"?>
+<p:properties xmlns:p="http://schemas.microsoft.com/office/2006/metadata/properties" xmlns:xsi="http://www.w3.org/2001/XMLSchema-instance" xmlns:pc="http://schemas.microsoft.com/office/infopath/2007/PartnerControls">
+  <documentManagement/>
+</p:properties>
+</file>
+
+<file path=customXml/item4.xml><?xml version="1.0" encoding="utf-8"?>
+<ct:contentTypeSchema xmlns:ct="http://schemas.microsoft.com/office/2006/metadata/contentType" xmlns:ma="http://schemas.microsoft.com/office/2006/metadata/properties/metaAttributes" ct:_="" ma:_="" ma:contentTypeName="Documento" ma:contentTypeID="0x01010074FCAE56D1D0484C969DA36FE9CF6FD2" ma:contentTypeVersion="4" ma:contentTypeDescription="Crie um novo documento." ma:contentTypeScope="" ma:versionID="4049c8e60f8216e0a300af63a48123af">
+  <xsd:schema xmlns:xsd="http://www.w3.org/2001/XMLSchema" xmlns:xs="http://www.w3.org/2001/XMLSchema" xmlns:p="http://schemas.microsoft.com/office/2006/metadata/properties" xmlns:ns3="2b94dc37-4c2f-417f-958a-ab98baba98de" targetNamespace="http://schemas.microsoft.com/office/2006/metadata/properties" ma:root="true" ma:fieldsID="93019ac3121a12e21b36a3f9d0b8c29e" ns3:_="">
+    <xsd:import namespace="2b94dc37-4c2f-417f-958a-ab98baba98de"/>
+    <xsd:element name="properties">
+      <xsd:complexType>
+        <xsd:sequence>
+          <xsd:element name="documentManagement">
+            <xsd:complexType>
+              <xsd:all>
+                <xsd:element ref="ns3:MediaServiceDateTaken" minOccurs="0"/>
+                <xsd:element ref="ns3:MediaServiceMetadata" minOccurs="0"/>
+                <xsd:element ref="ns3:MediaServiceFastMetadata" minOccurs="0"/>
+                <xsd:element ref="ns3:MediaServiceSearchProperties" minOccurs="0"/>
+              </xsd:all>
+            </xsd:complexType>
+          </xsd:element>
+        </xsd:sequence>
+      </xsd:complexType>
+    </xsd:element>
+  </xsd:schema>
+  <xsd:schema xmlns:xsd="http://www.w3.org/2001/XMLSchema" xmlns:xs="http://www.w3.org/2001/XMLSchema" xmlns:dms="http://schemas.microsoft.com/office/2006/documentManagement/types" xmlns:pc="http://schemas.microsoft.com/office/infopath/2007/PartnerControls" targetNamespace="2b94dc37-4c2f-417f-958a-ab98baba98de" elementFormDefault="qualified">
+    <xsd:import namespace="http://schemas.microsoft.com/office/2006/documentManagement/types"/>
+    <xsd:import namespace="http://schemas.microsoft.com/office/infopath/2007/PartnerControls"/>
+    <xsd:element name="MediaServiceDateTaken" ma:index="8" nillable="true" ma:displayName="MediaServiceDateTaken" ma:hidden="true" ma:indexed="true" ma:internalName="MediaServiceDateTaken" ma:readOnly="true">
+      <xsd:simpleType>
+        <xsd:restriction base="dms:Text"/>
+      </xsd:simpleType>
+    </xsd:element>
+    <xsd:element name="MediaServiceMetadata" ma:index="9" nillable="true" ma:displayName="MediaServiceMetadata" ma:hidden="true" ma:internalName="MediaServiceMetadata" ma:readOnly="true">
+      <xsd:simpleType>
+        <xsd:restriction base="dms:Note"/>
+      </xsd:simpleType>
+    </xsd:element>
+    <xsd:element name="MediaServiceFastMetadata" ma:index="10" nillable="true" ma:displayName="MediaServiceFastMetadata" ma:hidden="true" ma:internalName="MediaServiceFastMetadata" ma:readOnly="true">
+      <xsd:simpleType>
+        <xsd:restriction base="dms:Note"/>
+      </xsd:simpleType>
+    </xsd:element>
+    <xsd:element name="MediaServiceSearchProperties" ma:index="11" nillable="true" ma:displayName="MediaServiceSearchProperties" ma:hidden="true" ma:internalName="MediaServiceSearchProperties" ma:readOnly="true">
+      <xsd:simpleType>
+        <xsd:restriction base="dms:Note"/>
+      </xsd:simpleType>
+    </xsd:element>
+  </xsd:schema>
+  <xsd:schema xmlns="http://schemas.openxmlformats.org/package/2006/metadata/core-properties" xmlns:xsd="http://www.w3.org/2001/XMLSchema" xmlns:xsi="http://www.w3.org/2001/XMLSchema-instance" xmlns:dc="http://purl.org/dc/elements/1.1/" xmlns:dcterms="http://purl.org/dc/terms/" xmlns:odoc="http://schemas.microsoft.com/internal/obd" targetNamespace="http://schemas.openxmlformats.org/package/2006/metadata/core-properties" elementFormDefault="qualified" attributeFormDefault="unqualified" blockDefault="#all">
+    <xsd:import namespace="http://purl.org/dc/elements/1.1/" schemaLocation="http://dublincore.org/schemas/xmls/qdc/2003/04/02/dc.xsd"/>
+    <xsd:import namespace="http://purl.org/dc/terms/" schemaLocation="http://dublincore.org/schemas/xmls/qdc/2003/04/02/dcterms.xsd"/>
+    <xsd:element name="coreProperties" type="CT_coreProperties"/>
+    <xsd:complexType name="CT_coreProperties">
+      <xsd:all>
+        <xsd:element ref="dc:creator" minOccurs="0" maxOccurs="1"/>
+        <xsd:element ref="dcterms:created" minOccurs="0" maxOccurs="1"/>
+        <xsd:element ref="dc:identifier" minOccurs="0" maxOccurs="1"/>
+        <xsd:element name="contentType" minOccurs="0" maxOccurs="1" type="xsd:string" ma:index="0" ma:displayName="Tipo de Conteúdo"/>
+        <xsd:element ref="dc:title" minOccurs="0" maxOccurs="1" ma:index="4" ma:displayName="Título"/>
+        <xsd:element ref="dc:subject" minOccurs="0" maxOccurs="1"/>
+        <xsd:element ref="dc:description" minOccurs="0" maxOccurs="1"/>
+        <xsd:element name="keywords" minOccurs="0" maxOccurs="1" type="xsd:string"/>
+        <xsd:element ref="dc:language" minOccurs="0" maxOccurs="1"/>
+        <xsd:element name="category" minOccurs="0" maxOccurs="1" type="xsd:string"/>
+        <xsd:element name="version" minOccurs="0" maxOccurs="1" type="xsd:string"/>
+        <xsd:element name="revision" minOccurs="0" maxOccurs="1" type="xsd:string">
+          <xsd:annotation>
+            <xsd:documentation>
+                        This value indicates the number of saves or revisions. The application is responsible for updating this value after each revision.
+                    </xsd:documentation>
+          </xsd:annotation>
+        </xsd:element>
+        <xsd:element name="lastModifiedBy" minOccurs="0" maxOccurs="1" type="xsd:string"/>
+        <xsd:element ref="dcterms:modified" minOccurs="0" maxOccurs="1"/>
+        <xsd:element name="contentStatus" minOccurs="0" maxOccurs="1" type="xsd:string"/>
+      </xsd:all>
+    </xsd:complexType>
+  </xsd:schema>
+  <xs:schema xmlns:pc="http://schemas.microsoft.com/office/infopath/2007/PartnerControls" xmlns:xs="http://www.w3.org/2001/XMLSchema" targetNamespace="http://schemas.microsoft.com/office/infopath/2007/PartnerControls" elementFormDefault="qualified" attributeFormDefault="unqualified">
+    <xs:element name="Person">
+      <xs:complexType>
+        <xs:sequence>
+          <xs:element ref="pc:DisplayName" minOccurs="0"/>
+          <xs:element ref="pc:AccountId" minOccurs="0"/>
+          <xs:element ref="pc:AccountType" minOccurs="0"/>
+        </xs:sequence>
+      </xs:complexType>
+    </xs:element>
+    <xs:element name="DisplayName" type="xs:string"/>
+    <xs:element name="AccountId" type="xs:string"/>
+    <xs:element name="AccountType" type="xs:string"/>
+    <xs:element name="BDCAssociatedEntity">
+      <xs:complexType>
+        <xs:sequence>
+          <xs:element ref="pc:BDCEntity" minOccurs="0" maxOccurs="unbounded"/>
+        </xs:sequence>
+        <xs:attribute ref="pc:EntityNamespace"/>
+        <xs:attribute ref="pc:EntityName"/>
+        <xs:attribute ref="pc:SystemInstanceName"/>
+        <xs:attribute ref="pc:AssociationName"/>
+      </xs:complexType>
+    </xs:element>
+    <xs:attribute name="EntityNamespace" type="xs:string"/>
+    <xs:attribute name="EntityName" type="xs:string"/>
+    <xs:attribute name="SystemInstanceName" type="xs:string"/>
+    <xs:attribute name="AssociationName" type="xs:string"/>
+    <xs:element name="BDCEntity">
+      <xs:complexType>
+        <xs:sequence>
+          <xs:element ref="pc:EntityDisplayName" minOccurs="0"/>
+          <xs:element ref="pc:EntityInstanceReference" minOccurs="0"/>
+          <xs:element ref="pc:EntityId1" minOccurs="0"/>
+          <xs:element ref="pc:EntityId2" minOccurs="0"/>
+          <xs:element ref="pc:EntityId3" minOccurs="0"/>
+          <xs:element ref="pc:EntityId4" minOccurs="0"/>
+          <xs:element ref="pc:EntityId5" minOccurs="0"/>
+        </xs:sequence>
+      </xs:complexType>
+    </xs:element>
+    <xs:element name="EntityDisplayName" type="xs:string"/>
+    <xs:element name="EntityInstanceReference" type="xs:string"/>
+    <xs:element name="EntityId1" type="xs:string"/>
+    <xs:element name="EntityId2" type="xs:string"/>
+    <xs:element name="EntityId3" type="xs:string"/>
+    <xs:element name="EntityId4" type="xs:string"/>
+    <xs:element name="EntityId5" type="xs:string"/>
+    <xs:element name="Terms">
+      <xs:complexType>
+        <xs:sequence>
+          <xs:element ref="pc:TermInfo" minOccurs="0" maxOccurs="unbounded"/>
+        </xs:sequence>
+      </xs:complexType>
+    </xs:element>
+    <xs:element name="TermInfo">
+      <xs:complexType>
+        <xs:sequence>
+          <xs:element ref="pc:TermName" minOccurs="0"/>
+          <xs:element ref="pc:TermId" minOccurs="0"/>
+        </xs:sequence>
+      </xs:complexType>
+    </xs:element>
+    <xs:element name="TermName" type="xs:string"/>
+    <xs:element name="TermId" type="xs:string"/>
+  </xs:schema>
+</ct:contentTypeSchema>
+</file>
+
 <file path=customXml/itemProps1.xml><?xml version="1.0" encoding="utf-8"?>
 <ds:datastoreItem xmlns:ds="http://schemas.openxmlformats.org/officeDocument/2006/customXml" ds:itemID="{17510295-F0E4-4681-BC2B-7F6351A1F824}">
   <ds:schemaRefs>
     <ds:schemaRef ds:uri="http://schemas.openxmlformats.org/officeDocument/2006/bibliography"/>
   </ds:schemaRefs>
 </ds:datastoreItem>
+</file>
+
+<file path=customXml/itemProps2.xml><?xml version="1.0" encoding="utf-8"?>
+<ds:datastoreItem xmlns:ds="http://schemas.openxmlformats.org/officeDocument/2006/customXml" ds:itemID="{248EC642-42BF-474C-8242-1A277200199B}">
+  <ds:schemaRefs>
+    <ds:schemaRef ds:uri="http://schemas.microsoft.com/sharepoint/v3/contenttype/forms"/>
+  </ds:schemaRefs>
+</ds:datastoreItem>
+</file>
+
+<file path=customXml/itemProps3.xml><?xml version="1.0" encoding="utf-8"?>
+<ds:datastoreItem xmlns:ds="http://schemas.openxmlformats.org/officeDocument/2006/customXml" ds:itemID="{863C056F-6F83-4147-9002-4C1B821474EE}">
+  <ds:schemaRefs>
+    <ds:schemaRef ds:uri="http://schemas.microsoft.com/office/2006/metadata/properties"/>
+    <ds:schemaRef ds:uri="http://schemas.microsoft.com/office/infopath/2007/PartnerControls"/>
+  </ds:schemaRefs>
+</ds:datastoreItem>
+</file>
+
+<file path=customXml/itemProps4.xml><?xml version="1.0" encoding="utf-8"?>
+<ds:datastoreItem xmlns:ds="http://schemas.openxmlformats.org/officeDocument/2006/customXml" ds:itemID="{F00B04F2-114D-4DB9-AB36-7A06B85A6346}">
+  <ds:schemaRefs>
+    <ds:schemaRef ds:uri="http://schemas.microsoft.com/office/2006/metadata/contentType"/>
+    <ds:schemaRef ds:uri="http://schemas.microsoft.com/office/2006/metadata/properties/metaAttributes"/>
+    <ds:schemaRef ds:uri="http://www.w3.org/2001/XMLSchema"/>
+    <ds:schemaRef ds:uri="http://schemas.microsoft.com/office/2006/metadata/properties"/>
+    <ds:schemaRef ds:uri="2b94dc37-4c2f-417f-958a-ab98baba98de"/>
+    <ds:schemaRef ds:uri="http://schemas.microsoft.com/office/2006/documentManagement/types"/>
+    <ds:schemaRef ds:uri="http://schemas.microsoft.com/office/infopath/2007/PartnerControls"/>
+    <ds:schemaRef ds:uri="http://schemas.openxmlformats.org/package/2006/metadata/core-properties"/>
+    <ds:schemaRef ds:uri="http://purl.org/dc/elements/1.1/"/>
+    <ds:schemaRef ds:uri="http://purl.org/dc/terms/"/>
+    <ds:schemaRef ds:uri="http://schemas.microsoft.com/internal/obd"/>
+  </ds:schemaRefs>
+</ds:datastoreItem>
 </file>